--- a/skyname-proposal.docx
+++ b/skyname-proposal.docx
@@ -2515,7 +2515,7 @@
         <w:t xml:space="preserve">index.html</w:t>
       </w:r>
       <w:r>
-        <w:t xml:space="preserve">). The list currently holds 57 objects, using words from 44 languages across 27 constellations.</w:t>
+        <w:t xml:space="preserve">). Constellations are not typed in by hand: each host star’s position is checked against the official IAU boundaries, so that part of every name is derived rather than guessed. The list currently holds 179 objects, using words from 44 languages across 42 constellations. Twenty of those already carry a proper name and are recorded rather than renamed.</w:t>
       </w:r>
     </w:p>
     <w:p>

--- a/skyname-proposal.docx
+++ b/skyname-proposal.docx
@@ -2158,7 +2158,7 @@
         <w:t xml:space="preserve"> </w:t>
       </w:r>
       <w:r>
-        <w:t xml:space="preserve">Once given, a name stays given.</w:t>
+        <w:t xml:space="preserve">Once given, a name stays given. There is exactly one exception, described below.</w:t>
       </w:r>
     </w:p>
     <w:p>
@@ -2246,6 +2246,83 @@
           <w:bCs/>
           <w:b/>
         </w:rPr>
+        <w:t xml:space="preserve">Words can turn out not to exist.</w:t>
+      </w:r>
+      <w:r>
+        <w:t xml:space="preserve"> </w:t>
+      </w:r>
+      <w:r>
+        <w:t xml:space="preserve">This has already happened. Two words in the original pool — one recorded as Lithuanian for</w:t>
+      </w:r>
+      <w:r>
+        <w:t xml:space="preserve"> </w:t>
+      </w:r>
+      <w:r>
+        <w:t xml:space="preserve">“</w:t>
+      </w:r>
+      <w:r>
+        <w:t xml:space="preserve">sky</w:t>
+      </w:r>
+      <w:r>
+        <w:t xml:space="preserve">”</w:t>
+      </w:r>
+      <w:r>
+        <w:t xml:space="preserve">, one as Greenlandic for</w:t>
+      </w:r>
+      <w:r>
+        <w:t xml:space="preserve"> </w:t>
+      </w:r>
+      <w:r>
+        <w:t xml:space="preserve">“</w:t>
+      </w:r>
+      <w:r>
+        <w:t xml:space="preserve">star</w:t>
+      </w:r>
+      <w:r>
+        <w:t xml:space="preserve">”</w:t>
+      </w:r>
+      <w:r>
+        <w:t xml:space="preserve"> </w:t>
+      </w:r>
+      <w:r>
+        <w:t xml:space="preserve">— were simply wrong. Neither was a real word. Both had already been used in names.</w:t>
+      </w:r>
+    </w:p>
+    <w:p>
+      <w:pPr>
+        <w:pStyle w:val="BodyText"/>
+      </w:pPr>
+      <w:r>
+        <w:t xml:space="preserve">That forces the single exception to the</w:t>
+      </w:r>
+      <w:r>
+        <w:t xml:space="preserve"> </w:t>
+      </w:r>
+      <w:r>
+        <w:t xml:space="preserve">“</w:t>
+      </w:r>
+      <w:r>
+        <w:t xml:space="preserve">never taken back</w:t>
+      </w:r>
+      <w:r>
+        <w:t xml:space="preserve">”</w:t>
+      </w:r>
+      <w:r>
+        <w:t xml:space="preserve"> </w:t>
+      </w:r>
+      <w:r>
+        <w:t xml:space="preserve">rule. A name built on a word that does not exist cannot be allowed to stand, so it is withdrawn, the withdrawal and its reason are written into the list permanently, and a fresh name is issued. Nothing is quietly deleted; the record shows what happened. This is the only circumstance in which a name is withdrawn, and it exists precisely because the checking described in part seven had not yet been done.</w:t>
+      </w:r>
+    </w:p>
+    <w:p>
+      <w:pPr>
+        <w:pStyle w:val="BodyText"/>
+      </w:pPr>
+      <w:r>
+        <w:rPr>
+          <w:bCs/>
+          <w:b/>
+        </w:rPr>
         <w:t xml:space="preserve">Checking words takes time.</w:t>
       </w:r>
       <w:r>
@@ -2515,7 +2592,7 @@
         <w:t xml:space="preserve">index.html</w:t>
       </w:r>
       <w:r>
-        <w:t xml:space="preserve">). Constellations are not typed in by hand: each host star’s position is checked against the official IAU boundaries, so that part of every name is derived rather than guessed. The list currently holds 179 objects, using words from 44 languages across 42 constellations. Twenty of those already carry a proper name and are recorded rather than renamed.</w:t>
+        <w:t xml:space="preserve">). Constellations are not typed in by hand: each host star’s position is checked against the official IAU boundaries, so that part of every name is derived rather than guessed. The list currently holds 179 objects, drawing on a pool of 229 words from 117 languages, across 42 constellations. Twenty of those already carry a proper name and are recorded rather than renamed.</w:t>
       </w:r>
     </w:p>
     <w:p>

--- a/skyname-proposal.docx
+++ b/skyname-proposal.docx
@@ -2158,7 +2158,7 @@
         <w:t xml:space="preserve"> </w:t>
       </w:r>
       <w:r>
-        <w:t xml:space="preserve">Once given, a name stays given. There is exactly one exception, described below.</w:t>
+        <w:t xml:space="preserve">Once given, a name stays given.</w:t>
       </w:r>
     </w:p>
     <w:p>
@@ -2235,83 +2235,6 @@
       </w:r>
       <w:r>
         <w:t xml:space="preserve">Discussed in part five. A reasonable trade, but a trade all the same.</w:t>
-      </w:r>
-    </w:p>
-    <w:p>
-      <w:pPr>
-        <w:pStyle w:val="BodyText"/>
-      </w:pPr>
-      <w:r>
-        <w:rPr>
-          <w:bCs/>
-          <w:b/>
-        </w:rPr>
-        <w:t xml:space="preserve">Words can turn out not to exist.</w:t>
-      </w:r>
-      <w:r>
-        <w:t xml:space="preserve"> </w:t>
-      </w:r>
-      <w:r>
-        <w:t xml:space="preserve">This has already happened. Two words in the original pool — one recorded as Lithuanian for</w:t>
-      </w:r>
-      <w:r>
-        <w:t xml:space="preserve"> </w:t>
-      </w:r>
-      <w:r>
-        <w:t xml:space="preserve">“</w:t>
-      </w:r>
-      <w:r>
-        <w:t xml:space="preserve">sky</w:t>
-      </w:r>
-      <w:r>
-        <w:t xml:space="preserve">”</w:t>
-      </w:r>
-      <w:r>
-        <w:t xml:space="preserve">, one as Greenlandic for</w:t>
-      </w:r>
-      <w:r>
-        <w:t xml:space="preserve"> </w:t>
-      </w:r>
-      <w:r>
-        <w:t xml:space="preserve">“</w:t>
-      </w:r>
-      <w:r>
-        <w:t xml:space="preserve">star</w:t>
-      </w:r>
-      <w:r>
-        <w:t xml:space="preserve">”</w:t>
-      </w:r>
-      <w:r>
-        <w:t xml:space="preserve"> </w:t>
-      </w:r>
-      <w:r>
-        <w:t xml:space="preserve">— were simply wrong. Neither was a real word. Both had already been used in names.</w:t>
-      </w:r>
-    </w:p>
-    <w:p>
-      <w:pPr>
-        <w:pStyle w:val="BodyText"/>
-      </w:pPr>
-      <w:r>
-        <w:t xml:space="preserve">That forces the single exception to the</w:t>
-      </w:r>
-      <w:r>
-        <w:t xml:space="preserve"> </w:t>
-      </w:r>
-      <w:r>
-        <w:t xml:space="preserve">“</w:t>
-      </w:r>
-      <w:r>
-        <w:t xml:space="preserve">never taken back</w:t>
-      </w:r>
-      <w:r>
-        <w:t xml:space="preserve">”</w:t>
-      </w:r>
-      <w:r>
-        <w:t xml:space="preserve"> </w:t>
-      </w:r>
-      <w:r>
-        <w:t xml:space="preserve">rule. A name built on a word that does not exist cannot be allowed to stand, so it is withdrawn, the withdrawal and its reason are written into the list permanently, and a fresh name is issued. Nothing is quietly deleted; the record shows what happened. This is the only circumstance in which a name is withdrawn, and it exists precisely because the checking described in part seven had not yet been done.</w:t>
       </w:r>
     </w:p>
     <w:p>

--- a/skyname-proposal.docx
+++ b/skyname-proposal.docx
@@ -273,7 +273,7 @@
         <w:pStyle w:val="Compact"/>
       </w:pPr>
       <w:r>
-        <w:t xml:space="preserve">hold on to a four-digit number that means nothing</w:t>
+        <w:t xml:space="preserve">hold on to a three-digit number that means nothing</w:t>
       </w:r>
     </w:p>
     <w:p>
@@ -294,6 +294,85 @@
       </w:pPr>
       <w:r>
         <w:t xml:space="preserve">That is three things to remember, and none of them repays the effort, because the number carries no information you can use. There is nothing to picture and nothing to work out. You could not repeat it to a friend the next day.</w:t>
+      </w:r>
+    </w:p>
+    <w:p>
+      <w:pPr>
+        <w:pStyle w:val="BodyText"/>
+      </w:pPr>
+      <w:r>
+        <w:t xml:space="preserve">And</w:t>
+      </w:r>
+      <w:r>
+        <w:t xml:space="preserve"> </w:t>
+      </w:r>
+      <w:r>
+        <w:rPr>
+          <w:rStyle w:val="VerbatimChar"/>
+        </w:rPr>
+        <w:t xml:space="preserve">Kepler-452b</w:t>
+      </w:r>
+      <w:r>
+        <w:t xml:space="preserve"> </w:t>
+      </w:r>
+      <w:r>
+        <w:t xml:space="preserve">is one of the gentle ones. In 2006 a planet was announced that held the record for the most distant then known, and was reported at the time as the most Earth-like yet found. It is called</w:t>
+      </w:r>
+      <w:r>
+        <w:t xml:space="preserve"> </w:t>
+      </w:r>
+      <w:r>
+        <w:rPr>
+          <w:rStyle w:val="VerbatimChar"/>
+        </w:rPr>
+        <w:t xml:space="preserve">OGLE-2005-BLG-390L b</w:t>
+      </w:r>
+      <w:r>
+        <w:t xml:space="preserve">. Four separate collaborations are folded into that string, along with a year, an observing field, an event number, and a letter marking the star rather than the planet.</w:t>
+      </w:r>
+    </w:p>
+    <w:p>
+      <w:pPr>
+        <w:pStyle w:val="BodyText"/>
+      </w:pPr>
+      <w:r>
+        <w:t xml:space="preserve">Nobody could use it. So NASA gave the planet an unofficial nickname instead: Hoth, after the ice world in</w:t>
+      </w:r>
+      <w:r>
+        <w:t xml:space="preserve"> </w:t>
+      </w:r>
+      <w:r>
+        <w:rPr>
+          <w:iCs/>
+          <w:i/>
+        </w:rPr>
+        <w:t xml:space="preserve">Star Wars</w:t>
+      </w:r>
+      <w:r>
+        <w:t xml:space="preserve">, because the surface sits at around minus 220 degrees. The nickname stuck well enough that a PBS documentary was later broadcast under the title</w:t>
+      </w:r>
+      <w:r>
+        <w:t xml:space="preserve"> </w:t>
+      </w:r>
+      <w:r>
+        <w:t xml:space="preserve">“</w:t>
+      </w:r>
+      <w:r>
+        <w:t xml:space="preserve">Yes, There’s Really a Frozen Exoplanet Named Hoth</w:t>
+      </w:r>
+      <w:r>
+        <w:t xml:space="preserve">”</w:t>
+      </w:r>
+      <w:r>
+        <w:t xml:space="preserve">.</w:t>
+      </w:r>
+    </w:p>
+    <w:p>
+      <w:pPr>
+        <w:pStyle w:val="BodyText"/>
+      </w:pPr>
+      <w:r>
+        <w:t xml:space="preserve">That is the whole argument in one object. When a name cannot be spoken, the people whose job is to talk about it will invent one that can — and what they reach for is a borrowed piece of film merchandise, because nothing better has been provided.</w:t>
       </w:r>
     </w:p>
     <w:p>

--- a/skyname-proposal.docx
+++ b/skyname-proposal.docx
@@ -2628,20 +2628,31 @@
         <w:pStyle w:val="BodyText"/>
       </w:pPr>
       <w:r>
-        <w:t xml:space="preserve">The words currently in the pool were gathered from reference sources and</w:t>
-      </w:r>
-      <w:r>
-        <w:t xml:space="preserve"> </w:t>
-      </w:r>
-      <w:r>
-        <w:rPr>
-          <w:bCs/>
-          <w:b/>
-        </w:rPr>
-        <w:t xml:space="preserve">have not yet been confirmed by native speakers</w:t>
-      </w:r>
-      <w:r>
-        <w:t xml:space="preserve">. Every entry has a field recording who vouched for it, and every one of those fields is currently empty. This is the most useful thing anyone reading could help with.</w:t>
+        <w:t xml:space="preserve">The pool was assembled with AI assistance and is being checked against published reference sources. 177 of the 229 words have so far been found in those sources — 147 confirmed outright and 30 recorded as valid variant forms — and four were corrected where sources disagreed. The remaining 52 are marked as not yet looked up, and there is a pattern in which ones they are.</w:t>
+      </w:r>
+    </w:p>
+    <w:p>
+      <w:pPr>
+        <w:pStyle w:val="BodyText"/>
+      </w:pPr>
+      <w:r>
+        <w:t xml:space="preserve">They include Cherokee, Cree, Ojibwe, Lakota, Mapudungun, Yucatec Maya, Rapa Nui, Marshallese, Tahitian, Tetum, Manx, Cornish, Kikuyu, Luganda, Fula, Oromo, Tigrinya, Tamazight and Wolof. Almost every one is an indigenous, minority or endangered language. General reference tables cover the languages of large states and stop; the languages this project most wants to represent properly are precisely the ones no dictionary check will reach.</w:t>
+      </w:r>
+    </w:p>
+    <w:p>
+      <w:pPr>
+        <w:pStyle w:val="BodyText"/>
+      </w:pPr>
+      <w:r>
+        <w:t xml:space="preserve">That is worth stating plainly rather than burying. The words most likely to be wrong belong to the communities the scheme is trying hardest to include, and no amount of further cross-referencing closes that gap. Only speakers can. Every word carries its own status.</w:t>
+      </w:r>
+    </w:p>
+    <w:p>
+      <w:pPr>
+        <w:pStyle w:val="BodyText"/>
+      </w:pPr>
+      <w:r>
+        <w:t xml:space="preserve">That is a different thing from a speaker confirming it, and the register keeps the two apart. A reference source catches a word that is misspelled or does not exist. It does not catch a word that is correct in a dictionary and wrong in a mouth: archaic, childish, or carrying a meaning in one region that it does not carry in another. Every entry therefore also has a field recording which speaker vouched for it, and those are all currently empty.</w:t>
       </w:r>
     </w:p>
     <w:p>
